--- a/fra/docx/37.content.docx
+++ b/fra/docx/37.content.docx
@@ -1330,18 +1330,12 @@
         </w:rPr>
         <w:t xml:space="preserve">Voyez comment vous avez traduit cela dans </w:t>
       </w:r>
-      <w:hyperlink r:id="rId13">
-        <w:r>
-          <w:rPr>
-            <w:lang w:val="fr_FR" w:bidi="fr_FR"/>
-          </w:rPr>
-          <w:rPr>
-            <w:color w:val="0000EE"/>
-            <w:u w:val="single"/>
-          </w:rPr>
-          <w:t>1.1</w:t>
-        </w:r>
-      </w:hyperlink>
+      <w:r>
+        <w:rPr>
+          <w:lang w:val="fr_FR" w:bidi="fr_FR"/>
+        </w:rPr>
+        <w:t>1.1</w:t>
+      </w:r>
       <w:r>
         <w:rPr>
           <w:lang w:val="fr_FR" w:bidi="fr_FR"/>
@@ -2991,18 +2985,12 @@
         </w:rPr>
         <w:t xml:space="preserve">Voyez comment vous avez traduit cela en </w:t>
       </w:r>
-      <w:hyperlink r:id="rId14">
-        <w:r>
-          <w:rPr>
-            <w:lang w:val="fr_FR" w:bidi="fr_FR"/>
-          </w:rPr>
-          <w:rPr>
-            <w:color w:val="0000EE"/>
-            <w:u w:val="single"/>
-          </w:rPr>
-          <w:t>1.5</w:t>
-        </w:r>
-      </w:hyperlink>
+      <w:r>
+        <w:rPr>
+          <w:lang w:val="fr_FR" w:bidi="fr_FR"/>
+        </w:rPr>
+        <w:t>1.5</w:t>
+      </w:r>
       <w:r>
         <w:rPr>
           <w:lang w:val="fr_FR" w:bidi="fr_FR"/>
@@ -6132,18 +6120,12 @@
         </w:rPr>
         <w:t xml:space="preserve"> du calendrier hébraïque comprend les mois d'août et de septembre des calendriers occidentaux. Voyez comment vous avez décidé de traduire la référence semblable à un jour, un mois et une année dans </w:t>
       </w:r>
-      <w:hyperlink r:id="rId13">
-        <w:r>
-          <w:rPr>
-            <w:lang w:val="fr_FR" w:bidi="fr_FR"/>
-          </w:rPr>
-          <w:rPr>
-            <w:color w:val="0000EE"/>
-            <w:u w:val="single"/>
-          </w:rPr>
-          <w:t>1.1</w:t>
-        </w:r>
-      </w:hyperlink>
+      <w:r>
+        <w:rPr>
+          <w:lang w:val="fr_FR" w:bidi="fr_FR"/>
+        </w:rPr>
+        <w:t>1.1</w:t>
+      </w:r>
       <w:r>
         <w:rPr>
           <w:lang w:val="fr_FR" w:bidi="fr_FR"/>
@@ -6673,18 +6655,12 @@
         </w:rPr>
         <w:t xml:space="preserve"> mois du calendrier hébraïque se situe vers le milieu du mois d'octobre dans les calendriers occidentaux. Voyez comment vous avez décidé de traduire la référence semblable à un jour et un mois dans </w:t>
       </w:r>
-      <w:hyperlink r:id="rId13">
-        <w:r>
-          <w:rPr>
-            <w:lang w:val="fr_FR" w:bidi="fr_FR"/>
-          </w:rPr>
-          <w:rPr>
-            <w:color w:val="0000EE"/>
-            <w:u w:val="single"/>
-          </w:rPr>
-          <w:t>1.1</w:t>
-        </w:r>
-      </w:hyperlink>
+      <w:r>
+        <w:rPr>
+          <w:lang w:val="fr_FR" w:bidi="fr_FR"/>
+        </w:rPr>
+        <w:t>1.1</w:t>
+      </w:r>
       <w:r>
         <w:rPr>
           <w:lang w:val="fr_FR" w:bidi="fr_FR"/>
@@ -6788,18 +6764,12 @@
         </w:rPr>
         <w:t xml:space="preserve">Voyez comment vous avez traduit cette même déclaration en </w:t>
       </w:r>
-      <w:hyperlink r:id="rId13">
-        <w:r>
-          <w:rPr>
-            <w:lang w:val="fr_FR" w:bidi="fr_FR"/>
-          </w:rPr>
-          <w:rPr>
-            <w:color w:val="0000EE"/>
-            <w:u w:val="single"/>
-          </w:rPr>
-          <w:t>1.1</w:t>
-        </w:r>
-      </w:hyperlink>
+      <w:r>
+        <w:rPr>
+          <w:lang w:val="fr_FR" w:bidi="fr_FR"/>
+        </w:rPr>
+        <w:t>1.1</w:t>
+      </w:r>
       <w:r>
         <w:rPr>
           <w:lang w:val="fr_FR" w:bidi="fr_FR"/>
@@ -7736,36 +7706,24 @@
         </w:rPr>
         <w:t xml:space="preserve">L'Éternel utilise cette expression pour désigner les Judéens revenus de l'exil. Cette expression a la même signification que le terme « reste » dans </w:t>
       </w:r>
-      <w:hyperlink r:id="rId15">
-        <w:r>
-          <w:rPr>
-            <w:lang w:val="fr_FR" w:bidi="fr_FR"/>
-          </w:rPr>
-          <w:rPr>
-            <w:color w:val="0000EE"/>
-            <w:u w:val="single"/>
-          </w:rPr>
-          <w:t>1.12</w:t>
-        </w:r>
-      </w:hyperlink>
+      <w:r>
+        <w:rPr>
+          <w:lang w:val="fr_FR" w:bidi="fr_FR"/>
+        </w:rPr>
+        <w:t>1.12</w:t>
+      </w:r>
       <w:r>
         <w:rPr>
           <w:lang w:val="fr_FR" w:bidi="fr_FR"/>
         </w:rPr>
         <w:t xml:space="preserve"> et </w:t>
       </w:r>
-      <w:hyperlink r:id="rId16">
-        <w:r>
-          <w:rPr>
-            <w:lang w:val="fr_FR" w:bidi="fr_FR"/>
-          </w:rPr>
-          <w:rPr>
-            <w:color w:val="0000EE"/>
-            <w:u w:val="single"/>
-          </w:rPr>
-          <w:t>1.14</w:t>
-        </w:r>
-      </w:hyperlink>
+      <w:r>
+        <w:rPr>
+          <w:lang w:val="fr_FR" w:bidi="fr_FR"/>
+        </w:rPr>
+        <w:t>1.14</w:t>
+      </w:r>
       <w:r>
         <w:rPr>
           <w:lang w:val="fr_FR" w:bidi="fr_FR"/>
@@ -8213,18 +8171,12 @@
         </w:rPr>
         <w:t xml:space="preserve">. Voir, par exemple, </w:t>
       </w:r>
-      <w:hyperlink r:id="rId17">
-        <w:r>
-          <w:rPr>
-            <w:lang w:val="fr_FR" w:bidi="fr_FR"/>
-          </w:rPr>
-          <w:rPr>
-            <w:color w:val="0000EE"/>
-            <w:u w:val="single"/>
-          </w:rPr>
-          <w:t>Exode 29.45–46</w:t>
-        </w:r>
-      </w:hyperlink>
+      <w:r>
+        <w:rPr>
+          <w:lang w:val="fr_FR" w:bidi="fr_FR"/>
+        </w:rPr>
+        <w:t>Exode 29.45–46</w:t>
+      </w:r>
       <w:r>
         <w:rPr>
           <w:lang w:val="fr_FR" w:bidi="fr_FR"/>
@@ -10305,18 +10257,12 @@
         </w:rPr>
         <w:t xml:space="preserve"> du calendrier hébraïque correspond environ à la mi-décembre des calendriers occidentaux. Voyez comment vous avez choisi de traduire la référence semblable à un jour et un mois dans </w:t>
       </w:r>
-      <w:hyperlink r:id="rId13">
-        <w:r>
-          <w:rPr>
-            <w:lang w:val="fr_FR" w:bidi="fr_FR"/>
-          </w:rPr>
-          <w:rPr>
-            <w:color w:val="0000EE"/>
-            <w:u w:val="single"/>
-          </w:rPr>
-          <w:t>1.1</w:t>
-        </w:r>
-      </w:hyperlink>
+      <w:r>
+        <w:rPr>
+          <w:lang w:val="fr_FR" w:bidi="fr_FR"/>
+        </w:rPr>
+        <w:t>1.1</w:t>
+      </w:r>
       <w:r>
         <w:rPr>
           <w:lang w:val="fr_FR" w:bidi="fr_FR"/>
@@ -10420,18 +10366,12 @@
         </w:rPr>
         <w:t xml:space="preserve">Voyez comment vous avez traduit l'énoncé semblable dans </w:t>
       </w:r>
-      <w:hyperlink r:id="rId13">
-        <w:r>
-          <w:rPr>
-            <w:lang w:val="fr_FR" w:bidi="fr_FR"/>
-          </w:rPr>
-          <w:rPr>
-            <w:color w:val="0000EE"/>
-            <w:u w:val="single"/>
-          </w:rPr>
-          <w:t>1.1</w:t>
-        </w:r>
-      </w:hyperlink>
+      <w:r>
+        <w:rPr>
+          <w:lang w:val="fr_FR" w:bidi="fr_FR"/>
+        </w:rPr>
+        <w:t>1.1</w:t>
+      </w:r>
       <w:r>
         <w:rPr>
           <w:lang w:val="fr_FR" w:bidi="fr_FR"/>
@@ -10949,18 +10889,12 @@
         </w:rPr>
         <w:t xml:space="preserve"> rende une personne « sainte » (et lui confère donc certains privilèges, mais la soumet également à certaines restrictions, voir </w:t>
       </w:r>
-      <w:hyperlink r:id="rId18">
-        <w:r>
-          <w:rPr>
-            <w:lang w:val="fr_FR" w:bidi="fr_FR"/>
-          </w:rPr>
-          <w:rPr>
-            <w:color w:val="0000EE"/>
-            <w:u w:val="single"/>
-          </w:rPr>
-          <w:t>Lévitique 6.27</w:t>
-        </w:r>
-      </w:hyperlink>
+      <w:r>
+        <w:rPr>
+          <w:lang w:val="fr_FR" w:bidi="fr_FR"/>
+        </w:rPr>
+        <w:t>Lévitique 6.27</w:t>
+      </w:r>
       <w:r>
         <w:rPr>
           <w:lang w:val="fr_FR" w:bidi="fr_FR"/>
@@ -11290,18 +11224,12 @@
         </w:rPr>
         <w:t xml:space="preserve"> (voir </w:t>
       </w:r>
-      <w:hyperlink r:id="rId19">
-        <w:r>
-          <w:rPr>
-            <w:lang w:val="fr_FR" w:bidi="fr_FR"/>
-          </w:rPr>
-          <w:rPr>
-            <w:color w:val="0000EE"/>
-            <w:u w:val="single"/>
-          </w:rPr>
-          <w:t>19.13</w:t>
-        </w:r>
-      </w:hyperlink>
+      <w:r>
+        <w:rPr>
+          <w:lang w:val="fr_FR" w:bidi="fr_FR"/>
+        </w:rPr>
+        <w:t>19.13</w:t>
+      </w:r>
       <w:r>
         <w:rPr>
           <w:lang w:val="fr_FR" w:bidi="fr_FR"/>
@@ -12298,18 +12226,12 @@
         </w:rPr>
         <w:t xml:space="preserve">, Aggée entend implicitement un autel que les personnes revenues d'exil avaient installé sur le site du temple. Cela est décrit dans </w:t>
       </w:r>
-      <w:hyperlink r:id="rId20">
-        <w:r>
-          <w:rPr>
-            <w:lang w:val="fr_FR" w:bidi="fr_FR"/>
-          </w:rPr>
-          <w:rPr>
-            <w:color w:val="0000EE"/>
-            <w:u w:val="single"/>
-          </w:rPr>
-          <w:t>Esd 3.1–6</w:t>
-        </w:r>
-      </w:hyperlink>
+      <w:r>
+        <w:rPr>
+          <w:lang w:val="fr_FR" w:bidi="fr_FR"/>
+        </w:rPr>
+        <w:t>Esd 3.1–6</w:t>
+      </w:r>
       <w:r>
         <w:rPr>
           <w:lang w:val="fr_FR" w:bidi="fr_FR"/>
@@ -12413,18 +12335,12 @@
         </w:rPr>
         <w:t xml:space="preserve">Voyez comment vous avez traduit cette expression dans </w:t>
       </w:r>
-      <w:hyperlink r:id="rId14">
-        <w:r>
-          <w:rPr>
-            <w:lang w:val="fr_FR" w:bidi="fr_FR"/>
-          </w:rPr>
-          <w:rPr>
-            <w:color w:val="0000EE"/>
-            <w:u w:val="single"/>
-          </w:rPr>
-          <w:t>1.5</w:t>
-        </w:r>
-      </w:hyperlink>
+      <w:r>
+        <w:rPr>
+          <w:lang w:val="fr_FR" w:bidi="fr_FR"/>
+        </w:rPr>
+        <w:t>1.5</w:t>
+      </w:r>
       <w:r>
         <w:rPr>
           <w:lang w:val="fr_FR" w:bidi="fr_FR"/>
@@ -13558,18 +13474,12 @@
         </w:rPr>
         <w:t xml:space="preserve">Voyez comment vous avez traduit l'expression semblable en </w:t>
       </w:r>
-      <w:hyperlink r:id="rId21">
-        <w:r>
-          <w:rPr>
-            <w:lang w:val="fr_FR" w:bidi="fr_FR"/>
-          </w:rPr>
-          <w:rPr>
-            <w:color w:val="0000EE"/>
-            <w:u w:val="single"/>
-          </w:rPr>
-          <w:t>2.14</w:t>
-        </w:r>
-      </w:hyperlink>
+      <w:r>
+        <w:rPr>
+          <w:lang w:val="fr_FR" w:bidi="fr_FR"/>
+        </w:rPr>
+        <w:t>2.14</w:t>
+      </w:r>
       <w:r>
         <w:rPr>
           <w:lang w:val="fr_FR" w:bidi="fr_FR"/>
@@ -13784,18 +13694,12 @@
         </w:rPr>
         <w:t xml:space="preserve">Voyez comment vous avez traduit l'expression similaire dans </w:t>
       </w:r>
-      <w:hyperlink r:id="rId14">
-        <w:r>
-          <w:rPr>
-            <w:lang w:val="fr_FR" w:bidi="fr_FR"/>
-          </w:rPr>
-          <w:rPr>
-            <w:color w:val="0000EE"/>
-            <w:u w:val="single"/>
-          </w:rPr>
-          <w:t>1.5</w:t>
-        </w:r>
-      </w:hyperlink>
+      <w:r>
+        <w:rPr>
+          <w:lang w:val="fr_FR" w:bidi="fr_FR"/>
+        </w:rPr>
+        <w:t>1.5</w:t>
+      </w:r>
       <w:r>
         <w:rPr>
           <w:lang w:val="fr_FR" w:bidi="fr_FR"/>
@@ -13899,18 +13803,12 @@
         </w:rPr>
         <w:t xml:space="preserve">Comme dans </w:t>
       </w:r>
-      <w:hyperlink r:id="rId22">
-        <w:r>
-          <w:rPr>
-            <w:lang w:val="fr_FR" w:bidi="fr_FR"/>
-          </w:rPr>
-          <w:rPr>
-            <w:color w:val="0000EE"/>
-            <w:u w:val="single"/>
-          </w:rPr>
-          <w:t>2.15</w:t>
-        </w:r>
-      </w:hyperlink>
+      <w:r>
+        <w:rPr>
+          <w:lang w:val="fr_FR" w:bidi="fr_FR"/>
+        </w:rPr>
+        <w:t>2.15</w:t>
+      </w:r>
       <w:r>
         <w:rPr>
           <w:lang w:val="fr_FR" w:bidi="fr_FR"/>
@@ -13943,18 +13841,12 @@
         </w:rPr>
         <w:t xml:space="preserve"> correspond à cette date dans la deuxième année de Darius, comme l'indique </w:t>
       </w:r>
-      <w:hyperlink r:id="rId23">
-        <w:r>
-          <w:rPr>
-            <w:lang w:val="fr_FR" w:bidi="fr_FR"/>
-          </w:rPr>
-          <w:rPr>
-            <w:color w:val="0000EE"/>
-            <w:u w:val="single"/>
-          </w:rPr>
-          <w:t>2.10</w:t>
-        </w:r>
-      </w:hyperlink>
+      <w:r>
+        <w:rPr>
+          <w:lang w:val="fr_FR" w:bidi="fr_FR"/>
+        </w:rPr>
+        <w:t>2.10</w:t>
+      </w:r>
       <w:r>
         <w:rPr>
           <w:lang w:val="fr_FR" w:bidi="fr_FR"/>
@@ -14155,18 +14047,12 @@
         </w:rPr>
         <w:t xml:space="preserve">Si votre langue n'utilise pas les nombres ordinaux, vous pouvez utiliser ici des nombres cardinaux. Voyez ce que vous avez fait dans </w:t>
       </w:r>
-      <w:hyperlink r:id="rId23">
-        <w:r>
-          <w:rPr>
-            <w:lang w:val="fr_FR" w:bidi="fr_FR"/>
-          </w:rPr>
-          <w:rPr>
-            <w:color w:val="0000EE"/>
-            <w:u w:val="single"/>
-          </w:rPr>
-          <w:t>2.10</w:t>
-        </w:r>
-      </w:hyperlink>
+      <w:r>
+        <w:rPr>
+          <w:lang w:val="fr_FR" w:bidi="fr_FR"/>
+        </w:rPr>
+        <w:t>2.10</w:t>
+      </w:r>
       <w:r>
         <w:rPr>
           <w:lang w:val="fr_FR" w:bidi="fr_FR"/>
@@ -14464,18 +14350,12 @@
         </w:rPr>
         <w:t xml:space="preserve">Voyez comment vous avez traduit cette expression dans </w:t>
       </w:r>
-      <w:hyperlink r:id="rId14">
-        <w:r>
-          <w:rPr>
-            <w:lang w:val="fr_FR" w:bidi="fr_FR"/>
-          </w:rPr>
-          <w:rPr>
-            <w:color w:val="0000EE"/>
-            <w:u w:val="single"/>
-          </w:rPr>
-          <w:t>1.5</w:t>
-        </w:r>
-      </w:hyperlink>
+      <w:r>
+        <w:rPr>
+          <w:lang w:val="fr_FR" w:bidi="fr_FR"/>
+        </w:rPr>
+        <w:t>1.5</w:t>
+      </w:r>
       <w:r>
         <w:rPr>
           <w:lang w:val="fr_FR" w:bidi="fr_FR"/>
@@ -14883,18 +14763,12 @@
         </w:rPr>
         <w:t xml:space="preserve">Voyez comment vous avez traduit la phrase similaire dans </w:t>
       </w:r>
-      <w:hyperlink r:id="rId23">
-        <w:r>
-          <w:rPr>
-            <w:lang w:val="fr_FR" w:bidi="fr_FR"/>
-          </w:rPr>
-          <w:rPr>
-            <w:color w:val="0000EE"/>
-            <w:u w:val="single"/>
-          </w:rPr>
-          <w:t>2.10</w:t>
-        </w:r>
-      </w:hyperlink>
+      <w:r>
+        <w:rPr>
+          <w:lang w:val="fr_FR" w:bidi="fr_FR"/>
+        </w:rPr>
+        <w:t>2.10</w:t>
+      </w:r>
       <w:r>
         <w:rPr>
           <w:lang w:val="fr_FR" w:bidi="fr_FR"/>
@@ -15289,18 +15163,12 @@
         </w:rPr>
         <w:t xml:space="preserve">Voyez comment vous avez traduit le nom du mois hébreu dans </w:t>
       </w:r>
-      <w:hyperlink r:id="rId23">
-        <w:r>
-          <w:rPr>
-            <w:lang w:val="fr_FR" w:bidi="fr_FR"/>
-          </w:rPr>
-          <w:rPr>
-            <w:color w:val="0000EE"/>
-            <w:u w:val="single"/>
-          </w:rPr>
-          <w:t>2.10</w:t>
-        </w:r>
-      </w:hyperlink>
+      <w:r>
+        <w:rPr>
+          <w:lang w:val="fr_FR" w:bidi="fr_FR"/>
+        </w:rPr>
+        <w:t>2.10</w:t>
+      </w:r>
       <w:r>
         <w:rPr>
           <w:lang w:val="fr_FR" w:bidi="fr_FR"/>
@@ -15501,18 +15369,12 @@
         </w:rPr>
         <w:t xml:space="preserve">Voyez comment vous avez traduit l'expression similaire dans </w:t>
       </w:r>
-      <w:hyperlink r:id="rId24">
-        <w:r>
-          <w:rPr>
-            <w:lang w:val="fr_FR" w:bidi="fr_FR"/>
-          </w:rPr>
-          <w:rPr>
-            <w:color w:val="0000EE"/>
-            <w:u w:val="single"/>
-          </w:rPr>
-          <w:t>2.6</w:t>
-        </w:r>
-      </w:hyperlink>
+      <w:r>
+        <w:rPr>
+          <w:lang w:val="fr_FR" w:bidi="fr_FR"/>
+        </w:rPr>
+        <w:t>2.6</w:t>
+      </w:r>
       <w:r>
         <w:rPr>
           <w:lang w:val="fr_FR" w:bidi="fr_FR"/>
@@ -15642,18 +15504,12 @@
         </w:rPr>
         <w:t xml:space="preserve">, pour représenter toute la création. Voyez comment vous avez traduit l'expression similaire dans </w:t>
       </w:r>
-      <w:hyperlink r:id="rId24">
-        <w:r>
-          <w:rPr>
-            <w:lang w:val="fr_FR" w:bidi="fr_FR"/>
-          </w:rPr>
-          <w:rPr>
-            <w:color w:val="0000EE"/>
-            <w:u w:val="single"/>
-          </w:rPr>
-          <w:t>2.6</w:t>
-        </w:r>
-      </w:hyperlink>
+      <w:r>
+        <w:rPr>
+          <w:lang w:val="fr_FR" w:bidi="fr_FR"/>
+        </w:rPr>
+        <w:t>2.6</w:t>
+      </w:r>
       <w:r>
         <w:rPr>
           <w:lang w:val="fr_FR" w:bidi="fr_FR"/>
@@ -16357,18 +16213,12 @@
         </w:rPr>
         <w:t xml:space="preserve">Voyez comment vous avez traduit l'expression « l'un » dans </w:t>
       </w:r>
-      <w:hyperlink r:id="rId25">
-        <w:r>
-          <w:rPr>
-            <w:lang w:val="fr_FR" w:bidi="fr_FR"/>
-          </w:rPr>
-          <w:rPr>
-            <w:color w:val="0000EE"/>
-            <w:u w:val="single"/>
-          </w:rPr>
-          <w:t xml:space="preserve">1.9 (« </w:t>
-        </w:r>
-      </w:hyperlink>
+      <w:r>
+        <w:rPr>
+          <w:lang w:val="fr_FR" w:bidi="fr_FR"/>
+        </w:rPr>
+        <w:t xml:space="preserve">1.9 (« </w:t>
+      </w:r>
       <w:r>
         <w:rPr>
           <w:lang w:val="fr_FR" w:bidi="fr_FR"/>
